--- a/docs/EduHub_Technical_Specification.docx
+++ b/docs/EduHub_Technical_Specification.docx
@@ -165,7 +165,7 @@
           </w:tcPr>
           <w:p>
             <w:r>
-              <w:t>2.1 — обновлённый скоуп по итогам маркетингового исследования</w:t>
+              <w:t>2.2 — убрана интеграция с МОН РТ, роль переименована в «Администратор платформы»</w:t>
             </w:r>
           </w:p>
         </w:tc>
@@ -187,7 +187,7 @@
           </w:tcPr>
           <w:p>
             <w:r>
-              <w:t>Август 2026</w:t>
+              <w:t>Август 2026 (ревизия 2026-08-25)</w:t>
             </w:r>
           </w:p>
         </w:tc>
@@ -231,7 +231,7 @@
           </w:tcPr>
           <w:p>
             <w:r>
-              <w:t>См. Приложение A — журнал изменений v2.1</w:t>
+              <w:t>См. Приложение A — журнал изменений v2.1, v2.2</w:t>
             </w:r>
           </w:p>
         </w:tc>
@@ -736,7 +736,7 @@
           </w:tcPr>
           <w:p>
             <w:r>
-              <w:t>Администратор МОН</w:t>
+              <w:t>Администратор платформы</w:t>
             </w:r>
           </w:p>
         </w:tc>
@@ -746,7 +746,7 @@
           </w:tcPr>
           <w:p>
             <w:r>
-              <w:t>Реестр, верификация, аналитика</w:t>
+              <w:t>Управление платформой, верификация, аналитика</w:t>
             </w:r>
           </w:p>
         </w:tc>
@@ -897,7 +897,7 @@
         <w:pStyle w:val="ListBullet"/>
       </w:pPr>
       <w:r>
-        <w:t>Сервис аналитики: дашборды учреждений, отчёты для МОН</w:t>
+        <w:t>Сервис аналитики: дашборды учреждений, внутренние отчёты</w:t>
       </w:r>
     </w:p>
     <w:p>
@@ -1587,7 +1587,7 @@
         <w:pStyle w:val="ListBullet"/>
       </w:pPr>
       <w:r>
-        <w:t>FR-24: Агрегированная аналитика для МОН: качество по регионам</w:t>
+        <w:t>FR-24: Агрегированная аналитика для администратора платформы: качество по регионам</w:t>
       </w:r>
     </w:p>
     <w:p>
@@ -1948,7 +1948,7 @@
         <w:br/>
         <w:t xml:space="preserve">  location_landmarks String       // v2.1: ориентиры «рядом с...»</w:t>
         <w:br/>
-        <w:t xml:space="preserve">  license_no        String        // лицензия МОН РТ</w:t>
+        <w:t xml:space="preserve">  license_no        String        // номер лицензии</w:t>
         <w:br/>
         <w:t xml:space="preserve">  languages         String[]      // языки обучения</w:t>
         <w:br/>
@@ -2383,14 +2383,6 @@
     </w:p>
     <w:p>
       <w:pPr>
-        <w:pStyle w:val="ListBullet"/>
-      </w:pPr>
-      <w:r>
-        <w:t>МОН РТ: синхронизация реестра и лицензий (по мере готовности) — приоритет не повышается в v2.1: это стратегически ценный барьер от копирования (см. бизнес-план §09), но требует долгих переговоров вне кода и осознанно оставлен низкоприоритетным на старте</w:t>
-      </w:r>
-    </w:p>
-    <w:p>
-      <w:pPr>
         <w:pStyle w:val="Heading1"/>
       </w:pPr>
       <w:r>
@@ -2654,7 +2646,7 @@
         <w:pStyle w:val="ListBullet"/>
       </w:pPr>
       <w:r>
-        <w:t>Журналирование действий (audit log) для модерации и МОН, включая решения по спорам (FR-35)</w:t>
+        <w:t>Журналирование действий (audit log) для модерации, включая решения по спорам (FR-35)</w:t>
       </w:r>
     </w:p>
     <w:p>
@@ -3126,7 +3118,7 @@
           </w:tcPr>
           <w:p>
             <w:r>
-              <w:t>API для МОН, расширение, оптимизация</w:t>
+              <w:t>Публичный API для партнёров, расширение, оптимизация</w:t>
             </w:r>
           </w:p>
         </w:tc>
@@ -3214,7 +3206,7 @@
           <w:b w:val="0"/>
           <w:i w:val="0"/>
         </w:rPr>
-        <w:t>Версия 2.1 обновляет техническое задание по итогам маркетингового исследования рынка Таджикистана, Центральной Азии, СНГ и мировых аналогов (FindSchool.kz, Eduland.uz, Edarabia, GreatSchools, Niche). Ключевые изменения: замена нерабочих в РТ платёжных интеграций, отказ от блокируемых соцканалов как технической зависимости продукта, укрепление целостности рейтинга (верификация через привязку к ребёнку, порог отзывов, затухание веса, защита от накрутки, верификация владельца профиля), поддержка учреждений-комплексов и точной ступени/программы обучения по номенклатуре Закона РТ «Об образовании». Развозка, питание и скидки по-прежнему включены как информационные поля профиля, а не операционные сервисы. Документ готов к передаче команде разработки.</w:t>
+        <w:t>Версия 2.2 обновляет техническое задание по итогам маркетингового исследования рынка Таджикистана, Центральной Азии, СНГ и мировых аналогов (FindSchool.kz, Eduland.uz, Edarabia, GreatSchools, Niche). Ключевые изменения: замена нерабочих в РТ платёжных интеграций, отказ от блокируемых соцканалов как технической зависимости продукта, укрепление целостности рейтинга (верификация через привязку к ребёнку, порог отзывов, затухание веса, защита от накрутки, верификация владельца профиля), поддержка учреждений-комплексов и точной ступени/программы обучения по номенклатуре Закона РТ «Об образовании». Развозка, питание и скидки по-прежнему включены как информационные поля профиля, а не операционные сервисы. Документ готов к передаче команде разработки.</w:t>
       </w:r>
     </w:p>
     <w:p>
@@ -4272,6 +4264,48 @@
           </w:p>
         </w:tc>
       </w:tr>
+      <w:tr>
+        <w:tc>
+          <w:tcPr>
+            <w:tcW w:type="dxa" w:w="2160"/>
+          </w:tcPr>
+          <w:p>
+            <w:r>
+              <w:t>24</w:t>
+            </w:r>
+          </w:p>
+        </w:tc>
+        <w:tc>
+          <w:tcPr>
+            <w:tcW w:type="dxa" w:w="2160"/>
+          </w:tcPr>
+          <w:p>
+            <w:r>
+              <w:t>§3, §4, §6.5, §10</w:t>
+            </w:r>
+          </w:p>
+        </w:tc>
+        <w:tc>
+          <w:tcPr>
+            <w:tcW w:type="dxa" w:w="2160"/>
+          </w:tcPr>
+          <w:p>
+            <w:r>
+              <w:t>Роль «Администратор МОН» → «Администратор платформы»; убрана интеграция с МОН РТ (синхронизация реестра лицензий, «API для МОН» в roadmap)</w:t>
+            </w:r>
+          </w:p>
+        </w:tc>
+        <w:tc>
+          <w:tcPr>
+            <w:tcW w:type="dxa" w:w="2160"/>
+          </w:tcPr>
+          <w:p>
+            <w:r>
+              <w:t>МОН РТ не имеет отношения к продукту — явное решение пользователя, платформа не зависит от партнёрства с министерством</w:t>
+            </w:r>
+          </w:p>
+        </w:tc>
+      </w:tr>
     </w:tbl>
     <w:p/>
     <w:sectPr>

--- a/docs/EduHub_Technical_Specification.docx
+++ b/docs/EduHub_Technical_Specification.docx
@@ -165,7 +165,7 @@
           </w:tcPr>
           <w:p>
             <w:r>
-              <w:t>2.2 — убрана интеграция с МОН РТ, роль переименована в «Администратор платформы»</w:t>
+              <w:t>2.3</w:t>
             </w:r>
           </w:p>
         </w:tc>
@@ -187,7 +187,7 @@
           </w:tcPr>
           <w:p>
             <w:r>
-              <w:t>Август 2026 (ревизия 2026-08-25)</w:t>
+              <w:t>Август 2026</w:t>
             </w:r>
           </w:p>
         </w:tc>
@@ -231,7 +231,7 @@
           </w:tcPr>
           <w:p>
             <w:r>
-              <w:t>См. Приложение A — журнал изменений v2.1, v2.2</w:t>
+              <w:t>См. Приложение A — журнал изменений</w:t>
             </w:r>
           </w:p>
         </w:tc>
@@ -1451,7 +1451,7 @@
         <w:pStyle w:val="ListBullet"/>
       </w:pPr>
       <w:r>
-        <w:t>FR-14: Оценка по 9 независимым метрикам (1–5★ каждая)</w:t>
+        <w:t>FR-14: Оценка по 8 независимым метрикам (1–5★ каждая); общий рейтинг — вычисляемое среднее по этим метрикам, не отдельно оцениваемый параметр</w:t>
       </w:r>
     </w:p>
     <w:p>
@@ -1459,7 +1459,7 @@
         <w:pStyle w:val="ListBullet"/>
       </w:pPr>
       <w:r>
-        <w:t>FR-15 (обновлено v2.1): Верификация автора отзыва через структурную привязку «родитель–ребёнок–учреждение» (см. сущность Child, §7), а не через произвольное подтверждение связи</w:t>
+        <w:t>FR-15 (обновлено v2.1): Верификация автора отзыва через структурную привязку «родитель–ребёнок–учреждение» (см. сущность Child, §7), подтверждённую представителем учреждения — а не через произвольное самозаявление родителя</w:t>
       </w:r>
     </w:p>
     <w:p>
@@ -1531,7 +1531,7 @@
         <w:pStyle w:val="ListBullet"/>
       </w:pPr>
       <w:r>
-        <w:t>FR-19: Чат «родитель ↔ учреждение» с историей сообщений</w:t>
+        <w:t>FR-19: Чат с историей сообщений — родитель ↔ учреждение и родитель ↔ родитель (обе стороны диалога могут быть либо пользователем, либо учреждением)</w:t>
       </w:r>
     </w:p>
     <w:p>
@@ -1556,6 +1556,11 @@
       </w:pPr>
       <w:r>
         <w:t>FR-36 (новое v2.1, перенесено из второй волны): Базовая доска вакансий — публикация вакансии учреждением, отклик соискателя, ссылка на профиль учреждения. Без CV-базы обратного поиска — она остаётся в разделе 11 «Вторая волна»</w:t>
+      </w:r>
+    </w:p>
+    <w:p>
+      <w:r>
+        <w:t>FR-41: Отзывы об учреждении как о работодателе — соискатель (текущий или бывший сотрудник) оценивает учреждение по отдельным метрикам условий труда после подтверждения трудоустройства модератором (не самим учреждением — иначе оно могло бы не подтверждать авторов негативных отзывов); видны только пользователям с собственной анкетой соискателя, не родителям</w:t>
       </w:r>
     </w:p>
     <w:p>
@@ -1603,7 +1608,7 @@
         <w:pStyle w:val="ListBullet"/>
       </w:pPr>
       <w:r>
-        <w:t>FR-25: Продвижение в поиске: платный тариф учреждения (plan=pro/enterprise) поднимает видимость профиля в выдаче поиска и на главной; тариф не влияет на значение рейтинга — оценка остаётся независимой от оплаты. Единый тариф для всех типов учреждений (Free / Pro $30 / Enterprise $100 в месяц), без дифференциации по типу/размеру/региону — решение подтверждено маркетинговым исследованием v2.1</w:t>
+        <w:t>FR-25: Тарифы (Free/Pro/Enterprise) как набор возможностей кабинета учреждения (лимиты галереи/вакансий/сотрудников/новостей, глубина аналитики, приоритет верификации, лимит обращений к соискателям) — без влияния на позицию в выдаче поиска или на значение рейтинга. Единый тариф для всех типов учреждений (Free / Pro $30 / Enterprise $100 в месяц), без дифференциации по типу/размеру/региону</w:t>
       </w:r>
     </w:p>
     <w:p>
@@ -1999,7 +2004,7 @@
         <w:t>}</w:t>
         <w:br/>
         <w:br/>
-        <w:t>Child {                            // новое в v2.1, минимизация данных</w:t>
+        <w:t>Child {                            // минимизация данных</w:t>
         <w:br/>
         <w:t xml:space="preserve">  id                UUID   PK</w:t>
         <w:br/>
@@ -2011,7 +2016,13 @@
         <w:br/>
         <w:t xml:space="preserve">                            primary|basic|secondary|university]</w:t>
         <w:br/>
-        <w:t xml:space="preserve">  status            Enum   [current|alumnus]</w:t>
+        <w:t xml:space="preserve">  status            Enum   [current|alumnus|transferred]</w:t>
+        <w:br/>
+        <w:t xml:space="preserve">  confirmation_status Enum [pending|confirmed|rejected]</w:t>
+        <w:br/>
+        <w:t xml:space="preserve">                                   // подтверждает представитель учреждения,</w:t>
+        <w:br/>
+        <w:t xml:space="preserve">                                   // не сам родитель</w:t>
         <w:br/>
         <w:t xml:space="preserve">  created_at        Timestamp</w:t>
         <w:br/>
@@ -2362,7 +2373,7 @@
         <w:pStyle w:val="ListBullet"/>
       </w:pPr>
       <w:r>
-        <w:t>SMS: местный SMS-провайдер (уточняется на этапе разработки) — без изменений</w:t>
+        <w:t>SMS: местный SMS-провайдер, вторичный канал (регистрация не требует подтверждения по SMS — основные каналы входа email+пароль и Google, телефон опционален)</w:t>
       </w:r>
     </w:p>
     <w:p>
@@ -4306,6 +4317,48 @@
           </w:p>
         </w:tc>
       </w:tr>
+      <w:tr>
+        <w:tc>
+          <w:tcPr>
+            <w:tcW w:type="dxa" w:w="2160"/>
+          </w:tcPr>
+          <w:p>
+            <w:r>
+              <w:t>25</w:t>
+            </w:r>
+          </w:p>
+        </w:tc>
+        <w:tc>
+          <w:tcPr>
+            <w:tcW w:type="dxa" w:w="2160"/>
+          </w:tcPr>
+          <w:p>
+            <w:r>
+              <w:t>§6.3, §6.4, §6.6, §7.2, §8.3</w:t>
+            </w:r>
+          </w:p>
+        </w:tc>
+        <w:tc>
+          <w:tcPr>
+            <w:tcW w:type="dxa" w:w="2160"/>
+          </w:tcPr>
+          <w:p>
+            <w:r>
+              <w:t>8 метрик рейтинга (не 9 — девятая величина вычисляемая); тарифы — набор возможностей кабинета, без влияния на позицию в поиске; чат обобщён на пользователь-пользователь; добавлена подтверждаемая учреждением привязка ребёнка (confirmation_status); email/Google — основные каналы регистрации, SMS вторичен; добавлен FR-41 (отзывы о работодателе)</w:t>
+            </w:r>
+          </w:p>
+        </w:tc>
+        <w:tc>
+          <w:tcPr>
+            <w:tcW w:type="dxa" w:w="2160"/>
+          </w:tcPr>
+          <w:p>
+            <w:r>
+              <w:t>Синхронизация SRS с решениями бэкенд-планирования</w:t>
+            </w:r>
+          </w:p>
+        </w:tc>
+      </w:tr>
     </w:tbl>
     <w:p/>
     <w:sectPr>
